--- a/docs/2_Value_Creation/2a_Product/Professional_Networking/Professional_Networking_v1_Lean_Business_Case.docx
+++ b/docs/2_Value_Creation/2a_Product/Professional_Networking/Professional_Networking_v1_Lean_Business_Case.docx
@@ -1983,6 +1983,11 @@
         <w:docPartUnique/>
       </w:docPartObj>
     </w:sdtPr>
+    <w:sdtEndPr>
+      <w:rPr>
+        <w:rStyle w:val="PageNumber"/>
+      </w:rPr>
+    </w:sdtEndPr>
     <w:sdtContent>
       <w:p>
         <w:pPr>
@@ -2035,6 +2040,11 @@
         <w:docPartUnique/>
       </w:docPartObj>
     </w:sdtPr>
+    <w:sdtEndPr>
+      <w:rPr>
+        <w:rStyle w:val="PageNumber"/>
+      </w:rPr>
+    </w:sdtEndPr>
     <w:sdtContent>
       <w:p>
         <w:pPr>
@@ -2200,7 +2210,27 @@
         <w:szCs w:val="32"/>
         <w:lang w:val="en-US"/>
       </w:rPr>
-      <w:t xml:space="preserve"> for &lt;short name of epic&gt;</w:t>
+      <w:t xml:space="preserve"> for </w:t>
+    </w:r>
+    <w:r>
+      <w:rPr>
+        <w:b/>
+        <w:bCs/>
+        <w:sz w:val="32"/>
+        <w:szCs w:val="32"/>
+        <w:lang w:val="en-US"/>
+      </w:rPr>
+      <w:t>Professional Networking</w:t>
+    </w:r>
+    <w:r>
+      <w:rPr>
+        <w:b/>
+        <w:bCs/>
+        <w:sz w:val="32"/>
+        <w:szCs w:val="32"/>
+        <w:lang w:val="en-US"/>
+      </w:rPr>
+      <w:t xml:space="preserve"> v1</w:t>
     </w:r>
     <w:r>
       <w:rPr>
@@ -4088,6 +4118,7 @@
   <w:style w:type="character" w:default="1" w:styleId="DefaultParagraphFont">
     <w:name w:val="Default Paragraph Font"/>
     <w:uiPriority w:val="1"/>
+    <w:semiHidden/>
     <w:unhideWhenUsed/>
   </w:style>
   <w:style w:type="table" w:default="1" w:styleId="TableNormal">
